--- a/courts/first-circuit/maine/state/supreme-judicial-court/reply-brief/usage/OUTPUT-reply-brief.docx
+++ b/courts/first-circuit/maine/state/supreme-judicial-court/reply-brief/usage/OUTPUT-reply-brief.docx
@@ -13665,6 +13665,7 @@
     <w:unhideWhenUsed/>
     <w:qFormat/>
     <w:pPr>
+      <w:keepLines/>
       <w:spacing w:before="0" w:after="140" w:line="253" w:lineRule="exact"/>
     </w:pPr>
     <w:rPr>

--- a/courts/first-circuit/maine/state/supreme-judicial-court/reply-brief/usage/OUTPUT-reply-brief.docx
+++ b/courts/first-circuit/maine/state/supreme-judicial-court/reply-brief/usage/OUTPUT-reply-brief.docx
@@ -2225,7 +2225,7 @@
         <w:t xml:space="preserve"> </w:t>
       </w:r>
       <w:r>
-        <w:t xml:space="preserve">2(2-A)</w:t>
+        <w:t xml:space="preserve">2(2-⁠A)</w:t>
       </w:r>
       <w:r>
         <w:t xml:space="preserve"> </w:t>
@@ -4080,7 +4080,7 @@
         <w:t xml:space="preserve">See PPL Mont., LLC</w:t>
       </w:r>
       <w:r>
-        <w:t xml:space="preserve">, 565 U.S. at 603 (“Unlike the equal-footing doctrine, however, . . . the public trust doctrine remains a matter of state law.”) And for all the references to a state’s authority to define public trust law, there is no support for the idea that this is exclusively a judicial branch function, as it has become in Maine.</w:t>
+        <w:t xml:space="preserve">, 565 U.S. at 603 (“Unlike the equal-footing doctrine, however, . . . the public trust doctrine remains a matter of state law.”) And for all the references to a state’s authority to define public trust law, there is no support for the idea that this is exclusively a judicial branch function, as it has become in Maine.</w:t>
       </w:r>
     </w:p>
     <w:p>
@@ -4406,7 +4406,7 @@
         <w:t xml:space="preserve">Barrows v. McDermott</w:t>
       </w:r>
       <w:r>
-        <w:t xml:space="preserve">, 73 Me. 441, 448 (1882) (“[W]e could not but regard it as a piece of judicial legislation to do away with any part of it or to fail to give it its due force throughout the State until it shall have been changed by the proper law making power . . . .”). The cases were all decided prior to</w:t>
+        <w:t xml:space="preserve">, 73 Me. 441, 448 (1882) (“[W]e could not but regard it as a piece of judicial legislation to do away with any part of it or to fail to give it its due force throughout the State until it shall have been changed by the proper law making power . . . .”). The cases were all decided prior to</w:t>
       </w:r>
       <w:r>
         <w:t xml:space="preserve"> </w:t>
@@ -5919,7 +5919,7 @@
         <w:t xml:space="preserve">Bell</w:t>
       </w:r>
       <w:r>
-        <w:t xml:space="preserve">: “[W]e could not but regard it as a piece of judicial legislation to do away with any part of it or to fail to give it its due force throughout the State until it shall have been changed by the proper law making power . . . .”</w:t>
+        <w:t xml:space="preserve">: “[W]e could not but regard it as a piece of judicial legislation to do away with any part of it or to fail to give it its due force throughout the State until it shall have been changed by the proper law making power . . . .”</w:t>
       </w:r>
       <w:r>
         <w:t xml:space="preserve"> </w:t>
@@ -7888,7 +7888,7 @@
           <w:b/>
           <w:bCs/>
         </w:rPr>
-        <w:t xml:space="preserve">2(2-A)</w:t>
+        <w:t xml:space="preserve">2(2-⁠A)</w:t>
       </w:r>
       <w:r>
         <w:rPr>
@@ -8078,7 +8078,7 @@
         <w:pStyle w:val="BodyText"/>
       </w:pPr>
       <w:r>
-        <w:t xml:space="preserve">The PLNS Appellees postulate that because this Court heard arguments based on 1 M.R.S. § 2(2-A) and 12 M.R.S. § 6001 in</w:t>
+        <w:t xml:space="preserve">The PLNS Appellees postulate that because this Court heard arguments based on 1 M.R.S. § 2(2-⁠A) and 12 M.R.S. § 6001 in</w:t>
       </w:r>
       <w:r>
         <w:t xml:space="preserve"> </w:t>
@@ -8115,7 +8115,7 @@
         <w:pStyle w:val="BodyText"/>
       </w:pPr>
       <w:r>
-        <w:t xml:space="preserve">At least since 1975, the Legislature has identified intertidal seaweed including rockweed as a living marine resource that is owned and regulated by the State. 1 M.R.S. § 2(2-A); 12 M.R.S. § 6001(26)-(27). Relevant to the conclusion taking rockweed is not “fishing,” Title 12 specifically defines “fish, the verb,” as taking a “marine organism,” which is defined as “any animal, plant or other life that inhabits waters below head of tide.” 12 M.R.S. § 6001(17), (26). With the benefit of compelling authority—the 1820 statute, reconciling the cases, statutes showing the Legislature had spoken on and controlled the issue for nearly 45 years before</w:t>
+        <w:t xml:space="preserve">At least since 1975, the Legislature has identified intertidal seaweed including rockweed as a living marine resource that is owned and regulated by the State. 1 M.R.S. § 2(2-⁠A); 12 M.R.S. § 6001(26)-⁠(27). Relevant to the conclusion taking rockweed is not “fishing,” Title 12 specifically defines “fish, the verb,” as taking a “marine organism,” which is defined as “any animal, plant or other life that inhabits waters below head of tide.” 12 M.R.S. § 6001(17), (26). With the benefit of compelling authority—the 1820 statute, reconciling the cases, statutes showing the Legislature had spoken on and controlled the issue for nearly 45 years before</w:t>
       </w:r>
       <w:r>
         <w:t xml:space="preserve"> </w:t>
@@ -8263,7 +8263,7 @@
         <w:pStyle w:val="BodyText"/>
       </w:pPr>
       <w:r>
-        <w:t xml:space="preserve">That considering the statutes compel a different result should be made clear by the implausible statutory arguments marshaled to avoid it. The PLNS Appellees argue that the Court should interpret “coastline” in 1 M.R.S. § 2(2-A) to mean from the low water mark seaward. (PLNS Red Br. 21.) That interpretation violates multiple cardinal rules of statutory construction and would, as a practical matter, invalidate longstanding regulatory management of marine resources by the State as public trustee in the intertidal zone.</w:t>
+        <w:t xml:space="preserve">That considering the statutes compel a different result should be made clear by the implausible statutory arguments marshaled to avoid it. The PLNS Appellees argue that the Court should interpret “coastline” in 1 M.R.S. § 2(2-⁠A) to mean from the low water mark seaward. (PLNS Red Br. 21.) That interpretation violates multiple cardinal rules of statutory construction and would, as a practical matter, invalidate longstanding regulatory management of marine resources by the State as public trustee in the intertidal zone.</w:t>
       </w:r>
       <w:r>
         <w:t xml:space="preserve"> </w:t>
@@ -8308,7 +8308,7 @@
         <w:t xml:space="preserve"> </w:t>
       </w:r>
       <w:r>
-        <w:t xml:space="preserve">§ 6001(26)-(27). “Head of tide” extends even further than the coastal ocean intertidal zone, including “the inland or upstream limit of water affected by the tide.” 36 M.R.S. § 1132(5);</w:t>
+        <w:t xml:space="preserve">§ 6001(26)-⁠(27). “Head of tide” extends even further than the coastal ocean intertidal zone, including “the inland or upstream limit of water affected by the tide.” 36 M.R.S. § 1132(5);</w:t>
       </w:r>
       <w:r>
         <w:t xml:space="preserve"> </w:t>
@@ -8359,7 +8359,7 @@
         <w:pStyle w:val="BodyText"/>
       </w:pPr>
       <w:r>
-        <w:t xml:space="preserve">The remaining arguments based on federal and state jurisdiction require little response. There is no indication that the Maine Legislature, in delineating the boundary for federal waters jurisdiction, thereby contemplated limiting DMR’s regulatory authority. All indications above show otherwise. Federal law therefore has no bearing upon the question of the State’s ownership and regulation of marine resources pursuant to 1 M.R.S. § 2(2-A).</w:t>
+        <w:t xml:space="preserve">The remaining arguments based on federal and state jurisdiction require little response. There is no indication that the Maine Legislature, in delineating the boundary for federal waters jurisdiction, thereby contemplated limiting DMR’s regulatory authority. All indications above show otherwise. Federal law therefore has no bearing upon the question of the State’s ownership and regulation of marine resources pursuant to 1 M.R.S. § 2(2-⁠A).</w:t>
       </w:r>
     </w:p>
     <w:p>
@@ -10322,7 +10322,7 @@
         <w:t xml:space="preserve">See Bradbury v. City of Eastport</w:t>
       </w:r>
       <w:r>
-        <w:t xml:space="preserve">, 2013 ME 72, ¶ 18, 72 A.3d 512. “If the court grants a special motion to dismiss, the court may award the moving party costs and reasonable attorney’s fees . . . .” 14 M.R.S. § 556 (emphasis added). The use of “may” in the statute means an award of fees is discretionary, not mandatory.</w:t>
+        <w:t xml:space="preserve">, 2013 ME 72, ¶ 18, 72 A.3d 512. “If the court grants a special motion to dismiss, the court may award the moving party costs and reasonable attorney’s fees . . . .” 14 M.R.S. § 556 (emphasis added). The use of “may” in the statute means an award of fees is discretionary, not mandatory.</w:t>
       </w:r>
       <w:r>
         <w:t xml:space="preserve"> </w:t>
@@ -13918,6 +13918,33 @@
       <w:ind w:left="2160" w:hanging="720"/>
     </w:pPr>
   </w:style>
+  <w:style w:type="paragraph" w:customStyle="1" w:styleId="XdQuoteList1">
+    <w:name w:val="Xd Quote List 1"/>
+    <w:basedOn w:val="Normal"/>
+    <w:qFormat/>
+    <w:pPr>
+      <w:spacing w:before="0" w:after="0" w:line="322" w:lineRule="exact"/>
+      <w:ind w:left="1440" w:right="720" w:hanging="720"/>
+    </w:pPr>
+  </w:style>
+  <w:style w:type="paragraph" w:customStyle="1" w:styleId="XdQuoteList2">
+    <w:name w:val="Xd Quote List 2"/>
+    <w:basedOn w:val="Normal"/>
+    <w:qFormat/>
+    <w:pPr>
+      <w:spacing w:before="0" w:after="0" w:line="322" w:lineRule="exact"/>
+      <w:ind w:left="2160" w:right="720" w:hanging="720"/>
+    </w:pPr>
+  </w:style>
+  <w:style w:type="paragraph" w:customStyle="1" w:styleId="XdQuoteList3">
+    <w:name w:val="Xd Quote List 3"/>
+    <w:basedOn w:val="Normal"/>
+    <w:qFormat/>
+    <w:pPr>
+      <w:spacing w:before="0" w:after="0" w:line="322" w:lineRule="exact"/>
+      <w:ind w:left="2880" w:right="720" w:hanging="720"/>
+    </w:pPr>
+  </w:style>
   <w:style w:type="paragraph" w:customStyle="1" w:styleId="XdQuoteOnly">
     <w:name w:val="XdQuoteOnly"/>
     <w:basedOn w:val="BodyText"/>

--- a/courts/first-circuit/maine/state/supreme-judicial-court/reply-brief/usage/OUTPUT-reply-brief.docx
+++ b/courts/first-circuit/maine/state/supreme-judicial-court/reply-brief/usage/OUTPUT-reply-brief.docx
@@ -4080,7 +4080,7 @@
         <w:t xml:space="preserve">See PPL Mont., LLC</w:t>
       </w:r>
       <w:r>
-        <w:t xml:space="preserve">, 565 U.S. at 603 (“Unlike the equal-footing doctrine, however, . . . the public trust doctrine remains a matter of state law.”) And for all the references to a state’s authority to define public trust law, there is no support for the idea that this is exclusively a judicial branch function, as it has become in Maine.</w:t>
+        <w:t xml:space="preserve">, 565 U.S. at 603 (“Unlike the equal-footing doctrine, however, ⁠. ⁠. ⁠. the public trust doctrine remains a matter of state law.”) And for all the references to a state’s authority to define public trust law, there is no support for the idea that this is exclusively a judicial branch function, as it has become in Maine.</w:t>
       </w:r>
     </w:p>
     <w:p>
@@ -4406,7 +4406,7 @@
         <w:t xml:space="preserve">Barrows v. McDermott</w:t>
       </w:r>
       <w:r>
-        <w:t xml:space="preserve">, 73 Me. 441, 448 (1882) (“[W]e could not but regard it as a piece of judicial legislation to do away with any part of it or to fail to give it its due force throughout the State until it shall have been changed by the proper law making power . . . .”). The cases were all decided prior to</w:t>
+        <w:t xml:space="preserve">, 73 Me. 441, 448 (1882) (“[W]e could not but regard it as a piece of judicial legislation to do away with any part of it or to fail to give it its due force throughout the State until it shall have been changed by the proper law making power ⁠. ⁠. ⁠. ⁠.”). The cases were all decided prior to</w:t>
       </w:r>
       <w:r>
         <w:t xml:space="preserve"> </w:t>
@@ -5919,7 +5919,7 @@
         <w:t xml:space="preserve">Bell</w:t>
       </w:r>
       <w:r>
-        <w:t xml:space="preserve">: “[W]e could not but regard it as a piece of judicial legislation to do away with any part of it or to fail to give it its due force throughout the State until it shall have been changed by the proper law making power . . . .”</w:t>
+        <w:t xml:space="preserve">: “[W]e could not but regard it as a piece of judicial legislation to do away with any part of it or to fail to give it its due force throughout the State until it shall have been changed by the proper law making power ⁠. ⁠. ⁠. ⁠.”</w:t>
       </w:r>
       <w:r>
         <w:t xml:space="preserve"> </w:t>
@@ -10322,7 +10322,7 @@
         <w:t xml:space="preserve">See Bradbury v. City of Eastport</w:t>
       </w:r>
       <w:r>
-        <w:t xml:space="preserve">, 2013 ME 72, ¶ 18, 72 A.3d 512. “If the court grants a special motion to dismiss, the court may award the moving party costs and reasonable attorney’s fees . . . .” 14 M.R.S. § 556 (emphasis added). The use of “may” in the statute means an award of fees is discretionary, not mandatory.</w:t>
+        <w:t xml:space="preserve">, 2013 ME 72, ¶ 18, 72 A.3d 512. “If the court grants a special motion to dismiss, the court may award the moving party costs and reasonable attorney’s fees ⁠. ⁠. ⁠. ⁠.” 14 M.R.S. § 556 (emphasis added). The use of “may” in the statute means an award of fees is discretionary, not mandatory.</w:t>
       </w:r>
       <w:r>
         <w:t xml:space="preserve"> </w:t>
